--- a/02_Article/ieee_systems/DisasterAware_CoverLetter.docx
+++ b/02_Article/ieee_systems/DisasterAware_CoverLetter.docx
@@ -76,22 +76,20 @@
         <w:jc w:val="both"/>
       </w:pPr>
       <w:r>
-        <w:t>O</w:t>
-      </w:r>
-      <w:r>
-        <w:t>n 150 paired synthetic incidents, VODA lowers burned area by 61%, affected population by 80% and priced response by 46% against the closed layer, and raises the share of extinguished incidents from 52% to 91%. A random proposer behind the same pre-selectio</w:t>
-      </w:r>
-      <w:r>
-        <w:t>n and gates reaches three quarters of this gain, so the result rests on the architecture rather than on a particular language model. The admitted interventions recur across incidents and, recorded as rules, transfer to unseen ones, while continued generati</w:t>
-      </w:r>
-      <w:r>
-        <w:t xml:space="preserve">on adds further gain under new conditions. The hazard model is assessed separately by blind hindcast of four documented fires, and the decision core decides in under one second between model calls, with a cost that grows slowly with the number of regional </w:t>
-      </w:r>
-      <w:r>
-        <w:t>agents</w:t>
-      </w:r>
-      <w:r>
-        <w:t>.</w:t>
+        <w:t xml:space="preserve">On 150 paired synthetic incidents, VODA lowers burned area by 61%, affected population by 80% and priced response by 46% against the closed layer, and raises the share of extinguished incidents from 52% to 91%. A random proposer behind the same pre-selection and gates reaches three quarters of this gain, </w:t>
+      </w:r>
+      <w:del w:id="920048" w:author="Claude" w:date="2026-10-29T18:30:00Z">
+        <w:r>
+          <w:delText xml:space="preserve">so the result rests on the architecture rather than on a particular language model.</w:delText>
+        </w:r>
+      </w:del>
+      <w:ins w:id="920049" w:author="Claude" w:date="2026-10-29T18:30:00Z">
+        <w:r>
+          <w:t xml:space="preserve">so the gain rests on the composed vocabulary and the forecast-guided search rather than on the particular proposer.</w:t>
+        </w:r>
+      </w:ins>
+      <w:r>
+        <w:t xml:space="preserve"> The admitted interventions recur across incidents and, recorded as rules, transfer to unseen ones, while continued generation adds further gain under new conditions. The hazard model is assessed separately by blind hindcast of four documented fires, and the decision core decides in under one second between model calls, with a cost that grows slowly with the number of regional agents.</w:t>
       </w:r>
     </w:p>
     <w:p>

--- a/02_Article/ieee_systems/DisasterAware_CoverLetter.docx
+++ b/02_Article/ieee_systems/DisasterAware_CoverLetter.docx
@@ -7,7 +7,20 @@
         <w:spacing w:after="300"/>
       </w:pPr>
       <w:r>
-        <w:t>[Date]</w:t>
+        <w:t xml:space="preserve"/>
+      </w:r>
+      <w:del w:id="970001" w:author="Claude" w:date="2026-10-29T22:00:00Z">
+        <w:r>
+          <w:delText xml:space="preserve">[Date]</w:delText>
+        </w:r>
+      </w:del>
+      <w:ins w:id="970002" w:author="Claude" w:date="2026-10-29T22:00:00Z">
+        <w:r>
+          <w:t xml:space="preserve">October 29, 2026</w:t>
+        </w:r>
+      </w:ins>
+      <w:r>
+        <w:t xml:space="preserve"/>
       </w:r>
     </w:p>
     <w:p>

--- a/02_Article/ieee_systems/DisasterAware_CoverLetter.docx
+++ b/02_Article/ieee_systems/DisasterAware_CoverLetter.docx
@@ -9,16 +9,9 @@
       <w:r>
         <w:t xml:space="preserve"/>
       </w:r>
-      <w:del w:id="970001" w:author="Claude" w:date="2026-10-29T22:00:00Z">
-        <w:r>
-          <w:delText xml:space="preserve">[Date]</w:delText>
-        </w:r>
-      </w:del>
-      <w:ins w:id="970002" w:author="Claude" w:date="2026-10-29T22:00:00Z">
-        <w:r>
-          <w:t xml:space="preserve">October 29, 2026</w:t>
-        </w:r>
-      </w:ins>
+      <w:r>
+        <w:t xml:space="preserve">October 29, 2026</w:t>
+      </w:r>
       <w:r>
         <w:t xml:space="preserve"/>
       </w:r>
@@ -91,16 +84,9 @@
       <w:r>
         <w:t xml:space="preserve">On 150 paired synthetic incidents, VODA lowers burned area by 61%, affected population by 80% and priced response by 46% against the closed layer, and raises the share of extinguished incidents from 52% to 91%. A random proposer behind the same pre-selection and gates reaches three quarters of this gain, </w:t>
       </w:r>
-      <w:del w:id="920048" w:author="Claude" w:date="2026-10-29T18:30:00Z">
-        <w:r>
-          <w:delText xml:space="preserve">so the result rests on the architecture rather than on a particular language model.</w:delText>
-        </w:r>
-      </w:del>
-      <w:ins w:id="920049" w:author="Claude" w:date="2026-10-29T18:30:00Z">
-        <w:r>
-          <w:t xml:space="preserve">so the gain rests on the composed vocabulary and the forecast-guided search rather than on the particular proposer.</w:t>
-        </w:r>
-      </w:ins>
+      <w:r>
+        <w:t xml:space="preserve">so the gain rests on the composed vocabulary and the forecast-guided search rather than on the particular proposer.</w:t>
+      </w:r>
       <w:r>
         <w:t xml:space="preserve"> The admitted interventions recur across incidents and, recorded as rules, transfer to unseen ones, while continued generation adds further gain under new conditions. The hazard model is assessed separately by blind hindcast of four documented fires, and the decision core decides in under one second between model calls, with a cost that grows slowly with the number of regional agents.</w:t>
       </w:r>

--- a/02_Article/ieee_systems/DisasterAware_CoverLetter.docx
+++ b/02_Article/ieee_systems/DisasterAware_CoverLetter.docx
@@ -61,20 +61,18 @@
         <w:jc w:val="both"/>
       </w:pPr>
       <w:r>
-        <w:t>Most decision support systems decide within a closed decision space, a set of rules or tactics fixed before the incident. The manuscript presents the Verified Open Decision Architect</w:t>
-      </w:r>
-      <w:r>
-        <w:t>ure (VODA), which extends this space by verified composition. New interventions are composed from a fixed set of executable physical effects, and a proposal enters the rule base only when the hazard model, not the proposer, forecasts a gain. A simulation c</w:t>
-      </w:r>
-      <w:r>
-        <w:t>ore holds the hazard state, and a decision core reads it through confidence-rated observations. The decision core combines a self-tuning sparse Takagi-Sugeno rule base with an open layer in which a pretrained language model proposes rules and composed inte</w:t>
-      </w:r>
-      <w:r>
-        <w:t>rventions that are pre-selected on forecasts and checked by a chain of gates</w:t>
-      </w:r>
-      <w:r>
-        <w:t>.</w:t>
-      </w:r>
+        <w:t xml:space="preserve">Most decision support systems decide within a closed decision space, a set of rules or tactics fixed before the incident. The manuscript presents the Verified Open Decision Architecture (VODA), which extends this space by verified composition. New interventions are composed from a fixed set of executable physical effects, and a proposal enters the rule base only when the hazard model, not the proposer, forecasts a gain. A simulation core holds the hazard state, and a decision core reads it through confidence-rated observations. The decision core combines a self-tuning sparse Takagi-Sugeno rule base with an open layer in which a pretrained language model </w:t>
+      </w:r>
+      <w:del w:id="920039" w:author="Claude" w:date="2026-10-29T18:30:00Z">
+        <w:r>
+          <w:delText xml:space="preserve">proposes rules and composed interventions that are pre-selected on forecasts and checked by a chain of gates.</w:delText>
+        </w:r>
+      </w:del>
+      <w:ins w:id="920040" w:author="Claude" w:date="2026-10-29T18:30:00Z">
+        <w:r>
+          <w:t xml:space="preserve">proposes rules and composed interventions, and a chain of gates on hazard forecasts admits at most one object per call.</w:t>
+        </w:r>
+      </w:ins>
     </w:p>
     <w:p>
       <w:pPr>
@@ -82,13 +80,20 @@
         <w:jc w:val="both"/>
       </w:pPr>
       <w:r>
-        <w:t xml:space="preserve">On 150 paired synthetic incidents, VODA lowers burned area by 61%, affected population by 80% and priced response by 46% against the closed layer, and raises the share of extinguished incidents from 52% to 91%. A random proposer behind the same pre-selection and gates reaches three quarters of this gain, </w:t>
-      </w:r>
-      <w:r>
-        <w:t xml:space="preserve">so the gain rests on the composed vocabulary and the forecast-guided search rather than on the particular proposer.</w:t>
-      </w:r>
-      <w:r>
-        <w:t xml:space="preserve"> The admitted interventions recur across incidents and, recorded as rules, transfer to unseen ones, while continued generation adds further gain under new conditions. The hazard model is assessed separately by blind hindcast of four documented fires, and the decision core decides in under one second between model calls, with a cost that grows slowly with the number of regional agents.</w:t>
+        <w:t xml:space="preserve">On 150 paired synthetic incidents, VODA lowers burned area by 61%, affected population by 80% and priced response by 46% against the closed layer, and raises the share of extinguished incidents from 52% to 91%. </w:t>
+      </w:r>
+      <w:del w:id="920041" w:author="Claude" w:date="2026-10-29T18:30:00Z">
+        <w:r>
+          <w:delText xml:space="preserve">A random proposer behind the same pre-selection and gates reaches</w:delText>
+        </w:r>
+      </w:del>
+      <w:ins w:id="920042" w:author="Claude" w:date="2026-10-29T18:30:00Z">
+        <w:r>
+          <w:t xml:space="preserve">A random proposer behind the same gates reaches</w:t>
+        </w:r>
+      </w:ins>
+      <w:r>
+        <w:t xml:space="preserve"> three quarters of this gain, so the gain rests on the composed vocabulary and the forecast-guided search rather than on the particular proposer. The admitted interventions recur across incidents and, recorded as rules, transfer to unseen ones, while continued generation adds further gain under new conditions. The hazard model is assessed separately by blind hindcast of four documented fires, and the decision core decides in under one second between model calls, with a cost that grows slowly with the number of regional agents.</w:t>
       </w:r>
     </w:p>
     <w:p>

--- a/02_Article/ieee_systems/DisasterAware_CoverLetter.docx
+++ b/02_Article/ieee_systems/DisasterAware_CoverLetter.docx
@@ -120,19 +120,20 @@
         <w:jc w:val="both"/>
       </w:pPr>
       <w:r>
-        <w:t xml:space="preserve">The manuscript is original, has not been published previously, and is not under consideration elsewhere. All authors have read and approved the submitted version. Part of the material derives from the doctoral research of the corresponding author at </w:t>
-      </w:r>
-      <w:r>
-        <w:t xml:space="preserve">Middle East Technical University. The corresponding author is employed by HAVELSAN A.Ş., which had no role in the design, execution, analysis, or reporting of the study, and the authors declare no other competing interests. </w:t>
-      </w:r>
-      <w:r>
-        <w:t xml:space="preserve">A supplementary file lists the </w:t>
-      </w:r>
-      <w:r>
-        <w:t>hand-written rule base used as a closed referenc</w:t>
-      </w:r>
-      <w:r>
-        <w:t>e.</w:t>
+        <w:t xml:space="preserve">The manuscript is original, has not been published previously, and is not under consideration elsewhere. All authors have read and approved the submitted version. Part of the material derives from the doctoral research of the corresponding author at Middle East Technical University. </w:t>
+      </w:r>
+      <w:del w:id="920001" w:author="Claude" w:date="2026-10-29T18:30:00Z">
+        <w:r>
+          <w:delText xml:space="preserve">The corresponding author is employed by HAVELSAN A.Ş., which had no role in the design, execution, analysis, or reporting of the study, and the authors declare no other competing interests.</w:delText>
+        </w:r>
+      </w:del>
+      <w:ins w:id="920002" w:author="Claude" w:date="2026-10-29T18:30:00Z">
+        <w:r>
+          <w:t xml:space="preserve">The authors declare no competing interests.</w:t>
+        </w:r>
+      </w:ins>
+      <w:r>
+        <w:t xml:space="preserve"> A supplementary file lists the hand-written rule base used as a closed reference.</w:t>
       </w:r>
     </w:p>
     <w:p>

--- a/02_Article/ieee_systems/DisasterAware_CoverLetter.docx
+++ b/02_Article/ieee_systems/DisasterAware_CoverLetter.docx
@@ -5,38 +5,55 @@
     <w:p>
       <w:pPr>
         <w:spacing w:after="300"/>
-      </w:pPr>
-      <w:r>
-        <w:t xml:space="preserve"/>
-      </w:r>
-      <w:r>
-        <w:t xml:space="preserve">October 29, 2026</w:t>
-      </w:r>
-      <w:r>
-        <w:t xml:space="preserve"/>
-      </w:r>
-    </w:p>
-    <w:p>
-      <w:r>
+        <w:rPr>
+          <w:lang w:val="en-US"/>
+        </w:rPr>
+      </w:pPr>
+      <w:r>
+        <w:rPr>
+          <w:lang w:val="en-US"/>
+        </w:rPr>
+        <w:t>October 29, 2026</w:t>
+      </w:r>
+    </w:p>
+    <w:p>
+      <w:pPr>
+        <w:rPr>
+          <w:lang w:val="en-US"/>
+        </w:rPr>
+      </w:pPr>
+      <w:r>
+        <w:rPr>
+          <w:lang w:val="en-US"/>
+        </w:rPr>
         <w:t>Editor-in-Chief</w:t>
       </w:r>
     </w:p>
     <w:p>
       <w:pPr>
         <w:spacing w:after="300"/>
-      </w:pPr>
-      <w:r>
-        <w:t xml:space="preserve">IEEE </w:t>
-      </w:r>
-      <w:r>
-        <w:t>Systems Journal</w:t>
+        <w:rPr>
+          <w:lang w:val="en-US"/>
+        </w:rPr>
+      </w:pPr>
+      <w:r>
+        <w:rPr>
+          <w:lang w:val="en-US"/>
+        </w:rPr>
+        <w:t>IEEE Systems Journal</w:t>
       </w:r>
     </w:p>
     <w:p>
       <w:pPr>
         <w:spacing w:after="200"/>
-      </w:pPr>
-      <w:r>
+        <w:rPr>
+          <w:lang w:val="en-US"/>
+        </w:rPr>
+      </w:pPr>
+      <w:r>
+        <w:rPr>
+          <w:lang w:val="en-US"/>
+        </w:rPr>
         <w:t>Dear Editor-in-Chief,</w:t>
       </w:r>
     </w:p>
@@ -44,157 +61,229 @@
       <w:pPr>
         <w:spacing w:after="150"/>
         <w:jc w:val="both"/>
-      </w:pPr>
-      <w:r>
-        <w:t>The enclosed manuscript, "A Decision Support Architecture With a Verified Open Deci</w:t>
-      </w:r>
-      <w:r>
-        <w:t>sion Space for Wildfire Response," is submitted for consideration as a regular paper in the IEEE Systems Journal</w:t>
-      </w:r>
-      <w:r>
-        <w:t>.</w:t>
+        <w:rPr>
+          <w:lang w:val="en-US"/>
+        </w:rPr>
+      </w:pPr>
+      <w:r>
+        <w:rPr>
+          <w:lang w:val="en-US"/>
+        </w:rPr>
+        <w:t xml:space="preserve">The enclosed manuscript, "A Decision Support Architecture </w:t>
+      </w:r>
+      <w:proofErr w:type="gramStart"/>
+      <w:r>
+        <w:rPr>
+          <w:lang w:val="en-US"/>
+        </w:rPr>
+        <w:t>With</w:t>
+      </w:r>
+      <w:proofErr w:type="gramEnd"/>
+      <w:r>
+        <w:rPr>
+          <w:lang w:val="en-US"/>
+        </w:rPr>
+        <w:t xml:space="preserve"> a Verified Open Decision Space for Wildfire Response," is submitted for consideration as a regular paper in the IEEE Systems Journal.</w:t>
       </w:r>
     </w:p>
     <w:p>
       <w:pPr>
         <w:spacing w:after="150"/>
         <w:jc w:val="both"/>
-      </w:pPr>
-      <w:r>
-        <w:t xml:space="preserve">Most decision support systems decide within a closed decision space, a set of rules or tactics fixed before the incident. The manuscript presents the Verified Open Decision Architecture (VODA), which extends this space by verified composition. New interventions are composed from a fixed set of executable physical effects, and a proposal enters the rule base only when the hazard model, not the proposer, forecasts a gain. A simulation core holds the hazard state, and a decision core reads it through confidence-rated observations. The decision core combines a self-tuning sparse Takagi-Sugeno rule base with an open layer in which a pretrained language model </w:t>
-      </w:r>
-      <w:del w:id="920039" w:author="Claude" w:date="2026-10-29T18:30:00Z">
-        <w:r>
-          <w:delText xml:space="preserve">proposes rules and composed interventions that are pre-selected on forecasts and checked by a chain of gates.</w:delText>
-        </w:r>
-      </w:del>
-      <w:ins w:id="920040" w:author="Claude" w:date="2026-10-29T18:30:00Z">
-        <w:r>
-          <w:t xml:space="preserve">proposes rules and composed interventions, and a chain of gates on hazard forecasts admits at most one object per call.</w:t>
-        </w:r>
-      </w:ins>
+        <w:rPr>
+          <w:lang w:val="en-US"/>
+        </w:rPr>
+      </w:pPr>
+      <w:r>
+        <w:rPr>
+          <w:lang w:val="en-US"/>
+        </w:rPr>
+        <w:t>Most decision support systems decide within a closed decision space, a set of rules or tactics fixed before the incident. The manuscript presents the Verified Open Decision Architecture (VODA), which extends this space by verified composition. New interventions are composed from a fixed set of executable physical effects, and a proposal enters the rule base only when the hazard model, not the proposer, forecasts a gain. A simulation core holds the hazard state, and a decision core reads it through confidence-rated observations. The decision core combines a self-tuning sparse Takagi-</w:t>
+      </w:r>
+      <w:proofErr w:type="spellStart"/>
+      <w:r>
+        <w:rPr>
+          <w:lang w:val="en-US"/>
+        </w:rPr>
+        <w:t>Sugeno</w:t>
+      </w:r>
+      <w:proofErr w:type="spellEnd"/>
+      <w:r>
+        <w:rPr>
+          <w:lang w:val="en-US"/>
+        </w:rPr>
+        <w:t xml:space="preserve"> rule base with an open layer in which a pretrained language model proposes rules and composed interventions, and a chain of gates on hazard forecasts admits at most one object per call.</w:t>
+      </w:r>
     </w:p>
     <w:p>
       <w:pPr>
         <w:spacing w:after="150"/>
         <w:jc w:val="both"/>
-      </w:pPr>
-      <w:r>
-        <w:t xml:space="preserve">On 150 paired synthetic incidents, VODA lowers burned area by 61%, affected population by 80% and priced response by 46% against the closed layer, and raises the share of extinguished incidents from 52% to 91%. </w:t>
-      </w:r>
-      <w:del w:id="920041" w:author="Claude" w:date="2026-10-29T18:30:00Z">
-        <w:r>
-          <w:delText xml:space="preserve">A random proposer behind the same pre-selection and gates reaches</w:delText>
-        </w:r>
-      </w:del>
-      <w:ins w:id="920042" w:author="Claude" w:date="2026-10-29T18:30:00Z">
-        <w:r>
-          <w:t xml:space="preserve">A random proposer behind the same gates reaches</w:t>
-        </w:r>
-      </w:ins>
-      <w:r>
-        <w:t xml:space="preserve"> three quarters of this gain, so the gain rests on the composed vocabulary and the forecast-guided search rather than on the particular proposer. The admitted interventions recur across incidents and, recorded as rules, transfer to unseen ones, while continued generation adds further gain under new conditions. The hazard model is assessed separately by blind hindcast of four documented fires, and the decision core decides in under one second between model calls, with a cost that grows slowly with the number of regional agents.</w:t>
+        <w:rPr>
+          <w:lang w:val="en-US"/>
+        </w:rPr>
+      </w:pPr>
+      <w:r>
+        <w:rPr>
+          <w:lang w:val="en-US"/>
+        </w:rPr>
+        <w:t>On 150 paired synthetic incidents, VODA lowers burned area by 61%, affected population by 80% and priced response by 46% against the closed layer, and raises the share of extinguished incidents from 52% to 91%. A random proposer behind the same gates reaches three quarters of this gain, so the gain rests on the composed vocabulary and the forecast-guided search rather than on the particular proposer. The admitted interventions recur across incidents and, recorded as rules, transfer to unseen ones, while continued generation adds further gain under new conditions. The hazard model is assessed separately by blind hindcast of four documented fires, and the decision core decides in under one second between model calls, with a cost that grows slowly with the number of regional agents.</w:t>
       </w:r>
     </w:p>
     <w:p>
       <w:pPr>
         <w:spacing w:after="150"/>
         <w:jc w:val="both"/>
-      </w:pPr>
-      <w:r>
-        <w:t>The work fits the scope of the IEEE Systems Journal as a system-of-systems contribution. Wildfire response joins a hazard model, regional decision agents, a s</w:t>
-      </w:r>
-      <w:r>
-        <w:t>hared resource pool and a human operator. The manuscript contributes the architecture that couples these parts and keeps the admission of new interventions under the control of the hazard model, and evaluates it as one system rather than as isolated algori</w:t>
-      </w:r>
-      <w:r>
-        <w:t>thms</w:t>
-      </w:r>
-      <w:r>
-        <w:t>.</w:t>
+        <w:rPr>
+          <w:lang w:val="en-US"/>
+        </w:rPr>
+      </w:pPr>
+      <w:r>
+        <w:rPr>
+          <w:lang w:val="en-US"/>
+        </w:rPr>
+        <w:t>The work fits the scope of the IEEE Systems Journal as a system-of-systems contribution. Wildfire response joins a hazard model, regional decision agents, a shared resource pool and a human operator. The manuscript contributes the architecture that couples these parts and keeps the admission of new interventions under the control of the hazard model, and evaluates it as one system rather than as isolated algorithms.</w:t>
       </w:r>
     </w:p>
     <w:p>
       <w:pPr>
         <w:spacing w:after="150"/>
         <w:jc w:val="both"/>
-      </w:pPr>
-      <w:r>
-        <w:t xml:space="preserve">The manuscript is original, has not been published previously, and is not under consideration elsewhere. All authors have read and approved the submitted version. Part of the material derives from the doctoral research of the corresponding author at Middle East Technical University. </w:t>
-      </w:r>
-      <w:del w:id="920001" w:author="Claude" w:date="2026-10-29T18:30:00Z">
-        <w:r>
-          <w:delText xml:space="preserve">The corresponding author is employed by HAVELSAN A.Ş., which had no role in the design, execution, analysis, or reporting of the study, and the authors declare no other competing interests.</w:delText>
-        </w:r>
-      </w:del>
-      <w:ins w:id="920002" w:author="Claude" w:date="2026-10-29T18:30:00Z">
-        <w:r>
-          <w:t xml:space="preserve">The authors declare no competing interests.</w:t>
-        </w:r>
-      </w:ins>
-      <w:r>
-        <w:t xml:space="preserve"> A supplementary file lists the hand-written rule base used as a closed reference.</w:t>
+        <w:rPr>
+          <w:lang w:val="en-US"/>
+        </w:rPr>
+      </w:pPr>
+      <w:r>
+        <w:rPr>
+          <w:lang w:val="en-US"/>
+        </w:rPr>
+        <w:t>The manuscript is original, has not been published previously, and is not under consideration elsewhere. All authors have read and approved the submitted version. Part of the material derives from the doctoral research of the corresponding author at Middle East Technical University. The authors declare no competing interests. A supplementary file lists the hand-written rule base used as a closed reference.</w:t>
       </w:r>
     </w:p>
     <w:p>
       <w:pPr>
         <w:spacing w:after="300"/>
         <w:jc w:val="both"/>
-      </w:pPr>
-      <w:r>
-        <w:t xml:space="preserve">Thank you for considering </w:t>
-      </w:r>
-      <w:r>
-        <w:t>this work. The authors</w:t>
-      </w:r>
-      <w:r>
-        <w:t xml:space="preserve"> look forward to the reviewers’ comments.</w:t>
+        <w:rPr>
+          <w:lang w:val="en-US"/>
+        </w:rPr>
+      </w:pPr>
+      <w:r>
+        <w:rPr>
+          <w:lang w:val="en-US"/>
+        </w:rPr>
+        <w:t>Thank you for considering this work. The authors look forward to the reviewers’ comments.</w:t>
       </w:r>
     </w:p>
     <w:p>
       <w:pPr>
         <w:spacing w:after="240"/>
-      </w:pPr>
-      <w:r>
+        <w:rPr>
+          <w:lang w:val="en-US"/>
+        </w:rPr>
+      </w:pPr>
+      <w:r>
+        <w:rPr>
+          <w:lang w:val="en-US"/>
+        </w:rPr>
         <w:t>Sincerely,</w:t>
       </w:r>
     </w:p>
     <w:p>
-      <w:r>
-        <w:t>Çağlar Akman</w:t>
-      </w:r>
-    </w:p>
-    <w:p>
-      <w:r>
+      <w:pPr>
+        <w:rPr>
+          <w:lang w:val="en-US"/>
+        </w:rPr>
+      </w:pPr>
+      <w:r>
+        <w:rPr>
+          <w:lang w:val="en-US"/>
+        </w:rPr>
+        <w:t xml:space="preserve">Çağlar </w:t>
+      </w:r>
+      <w:proofErr w:type="spellStart"/>
+      <w:r>
+        <w:rPr>
+          <w:lang w:val="en-US"/>
+        </w:rPr>
+        <w:t>Akman</w:t>
+      </w:r>
+      <w:proofErr w:type="spellEnd"/>
+    </w:p>
+    <w:p>
+      <w:pPr>
+        <w:rPr>
+          <w:lang w:val="en-US"/>
+        </w:rPr>
+      </w:pPr>
+      <w:r>
+        <w:rPr>
+          <w:lang w:val="en-US"/>
+        </w:rPr>
         <w:t>Corresponding author</w:t>
       </w:r>
     </w:p>
     <w:p>
-      <w:r>
-        <w:t>Department of Electrical and Electronics Engineering, Midd</w:t>
-      </w:r>
-      <w:r>
-        <w:t>le East Technical University, 06800 Ankara, Türkiye</w:t>
-      </w:r>
-    </w:p>
-    <w:p>
-      <w:r>
-        <w:t>E-mail: caglar</w:t>
-      </w:r>
-      <w:r>
-        <w:t>akman@gmail.com</w:t>
-      </w:r>
-      <w:r>
-        <w:t xml:space="preserve"> | Telephone: </w:t>
-      </w:r>
-      <w:r>
-        <w:t>+90 533 052 03 94</w:t>
-      </w:r>
-    </w:p>
-    <w:p>
-      <w:r>
-        <w:t>On behalf of the co-author, Kemal Leblebicioğlu</w:t>
-      </w:r>
+      <w:pPr>
+        <w:rPr>
+          <w:lang w:val="en-US"/>
+        </w:rPr>
+      </w:pPr>
+      <w:r>
+        <w:rPr>
+          <w:lang w:val="en-US"/>
+        </w:rPr>
+        <w:t xml:space="preserve">Department of Electrical and Electronics Engineering, Middle East Technical University, 06800 Ankara, </w:t>
+      </w:r>
+      <w:proofErr w:type="spellStart"/>
+      <w:r>
+        <w:rPr>
+          <w:lang w:val="en-US"/>
+        </w:rPr>
+        <w:t>Türkiye</w:t>
+      </w:r>
+      <w:proofErr w:type="spellEnd"/>
+    </w:p>
+    <w:p>
+      <w:pPr>
+        <w:rPr>
+          <w:lang w:val="en-US"/>
+        </w:rPr>
+      </w:pPr>
+      <w:r>
+        <w:rPr>
+          <w:lang w:val="en-US"/>
+        </w:rPr>
+        <w:t>E-mail: caglarakman@gmail.com | Telephone: +90 533 052 03 94</w:t>
+      </w:r>
+    </w:p>
+    <w:p>
+      <w:pPr>
+        <w:rPr>
+          <w:lang w:val="en-US"/>
+        </w:rPr>
+      </w:pPr>
+      <w:r>
+        <w:rPr>
+          <w:lang w:val="en-US"/>
+        </w:rPr>
+        <w:t xml:space="preserve">On behalf of the co-author, Kemal </w:t>
+      </w:r>
+      <w:proofErr w:type="spellStart"/>
+      <w:r>
+        <w:rPr>
+          <w:lang w:val="en-US"/>
+        </w:rPr>
+        <w:t>Leblebicioğlu</w:t>
+      </w:r>
+      <w:proofErr w:type="spellEnd"/>
+    </w:p>
+    <w:p>
+      <w:pPr>
+        <w:rPr>
+          <w:lang w:val="en-US"/>
+        </w:rPr>
+      </w:pPr>
     </w:p>
     <w:sectPr>
       <w:pgSz w:w="12240" w:h="15840"/>

--- a/02_Article/ieee_systems/DisasterAware_CoverLetter.docx
+++ b/02_Article/ieee_systems/DisasterAware_CoverLetter.docx
@@ -127,7 +127,29 @@
         <w:rPr>
           <w:lang w:val="en-US"/>
         </w:rPr>
-        <w:t>On 150 paired synthetic incidents, VODA lowers burned area by 61%, affected population by 80% and priced response by 46% against the closed layer, and raises the share of extinguished incidents from 52% to 91%. A random proposer behind the same gates reaches three quarters of this gain, so the gain rests on the composed vocabulary and the forecast-guided search rather than on the particular proposer. The admitted interventions recur across incidents and, recorded as rules, transfer to unseen ones, while continued generation adds further gain under new conditions. The hazard model is assessed separately by blind hindcast of four documented fires, and the decision core decides in under one second between model calls, with a cost that grows slowly with the number of regional agents.</w:t>
+        <w:t xml:space="preserve">On 150 paired synthetic incidents, VODA lowers burned area by 61%, affected population by 80% and priced response by 46% against the closed layer, and raises the share of extinguished incidents from 52% to 91%. </w:t>
+      </w:r>
+      <w:del w:id="950072" w:author="Claude" w:date="2026-10-29T18:30:00Z">
+        <w:r>
+          <w:rPr>
+            <w:lang w:val="en-US"/>
+          </w:rPr>
+          <w:delText xml:space="preserve">A random proposer behind the same gates reaches three quarters of this gain, so the gain rests on the composed vocabulary and the forecast-guided search rather than on the particular proposer.</w:delText>
+        </w:r>
+      </w:del>
+      <w:ins w:id="950073" w:author="Claude" w:date="2026-10-29T18:30:00Z">
+        <w:r>
+          <w:rPr>
+            <w:lang w:val="en-US"/>
+          </w:rPr>
+          <w:t xml:space="preserve">A random proposer behind the same gates reaches three quarters of this gain and a hand-written doctrine over the same effects gains little, so the gain rests on the gated search rather than on the particular proposer or on access to the effects.</w:t>
+        </w:r>
+      </w:ins>
+      <w:r>
+        <w:rPr>
+          <w:lang w:val="en-US"/>
+        </w:rPr>
+        <w:t xml:space="preserve"> The admitted interventions recur across incidents and, recorded as rules, transfer to unseen ones, while continued generation adds further gain under new conditions. The hazard model is assessed separately by blind hindcast of four documented fires, and the decision core decides in under one second between model calls, with a cost that grows slowly with the number of regional agents.</w:t>
       </w:r>
     </w:p>
     <w:p>
@@ -138,11 +160,27 @@
           <w:lang w:val="en-US"/>
         </w:rPr>
       </w:pPr>
-      <w:r>
-        <w:rPr>
-          <w:lang w:val="en-US"/>
-        </w:rPr>
-        <w:t>The work fits the scope of the IEEE Systems Journal as a system-of-systems contribution. Wildfire response joins a hazard model, regional decision agents, a shared resource pool and a human operator. The manuscript contributes the architecture that couples these parts and keeps the admission of new interventions under the control of the hazard model, and evaluates it as one system rather than as isolated algorithms.</w:t>
+      <w:del w:id="950068" w:author="Claude" w:date="2026-10-29T18:30:00Z">
+        <w:r>
+          <w:rPr>
+            <w:lang w:val="en-US"/>
+          </w:rPr>
+          <w:delText xml:space="preserve">The work fits the scope of the IEEE Systems Journal as a system-of-systems contribution.</w:delText>
+        </w:r>
+      </w:del>
+      <w:ins w:id="950069" w:author="Claude" w:date="2026-10-29T18:30:00Z">
+        <w:r>
+          <w:rPr>
+            <w:lang w:val="en-US"/>
+          </w:rPr>
+          <w:t xml:space="preserve">The work fits the scope of the IEEE Systems Journal as an architecture for a system of systems.</w:t>
+        </w:r>
+      </w:ins>
+      <w:r>
+        <w:rPr>
+          <w:lang w:val="en-US"/>
+        </w:rPr>
+        <w:t xml:space="preserve"> Wildfire response joins a hazard model, regional decision agents, a shared resource pool and a human operator. The manuscript contributes the architecture that couples these parts and keeps the admission of new interventions under the control of the hazard model, and evaluates it as one system rather than as isolated algorithms.</w:t>
       </w:r>
     </w:p>
     <w:p>
@@ -157,8 +195,24 @@
         <w:rPr>
           <w:lang w:val="en-US"/>
         </w:rPr>
-        <w:t>The manuscript is original, has not been published previously, and is not under consideration elsewhere. All authors have read and approved the submitted version. Part of the material derives from the doctoral research of the corresponding author at Middle East Technical University. The authors declare no competing interests. A supplementary file lists the hand-written rule base used as a closed reference.</w:t>
-      </w:r>
+        <w:t xml:space="preserve">The manuscript is original, has not been published previously, and is not under consideration elsewhere. All authors have read and approved the submitted version. Part of the material derives from the doctoral research of the corresponding author at Middle East Technical University. The authors declare no competing interests. </w:t>
+      </w:r>
+      <w:del w:id="950070" w:author="Claude" w:date="2026-10-29T18:30:00Z">
+        <w:r>
+          <w:rPr>
+            <w:lang w:val="en-US"/>
+          </w:rPr>
+          <w:delText xml:space="preserve">A supplementary file lists the hand-written rule base used as a closed reference.</w:delText>
+        </w:r>
+      </w:del>
+      <w:ins w:id="950071" w:author="Claude" w:date="2026-10-29T18:30:00Z">
+        <w:r>
+          <w:rPr>
+            <w:lang w:val="en-US"/>
+          </w:rPr>
+          <w:t xml:space="preserve">A supplementary file gives the hand-written rule base, the extraction constants and the proposer prompt.</w:t>
+        </w:r>
+      </w:ins>
     </w:p>
     <w:p>
       <w:pPr>

--- a/02_Article/ieee_systems/DisasterAware_CoverLetter.docx
+++ b/02_Article/ieee_systems/DisasterAware_CoverLetter.docx
@@ -129,22 +129,12 @@
         </w:rPr>
         <w:t xml:space="preserve">On 150 paired synthetic incidents, VODA lowers burned area by 61%, affected population by 80% and priced response by 46% against the closed layer, and raises the share of extinguished incidents from 52% to 91%. </w:t>
       </w:r>
-      <w:del w:id="950072" w:author="Claude" w:date="2026-10-29T18:30:00Z">
-        <w:r>
-          <w:rPr>
-            <w:lang w:val="en-US"/>
-          </w:rPr>
-          <w:delText xml:space="preserve">A random proposer behind the same gates reaches three quarters of this gain, so the gain rests on the composed vocabulary and the forecast-guided search rather than on the particular proposer.</w:delText>
-        </w:r>
-      </w:del>
-      <w:ins w:id="950073" w:author="Claude" w:date="2026-10-29T18:30:00Z">
-        <w:r>
-          <w:rPr>
-            <w:lang w:val="en-US"/>
-          </w:rPr>
-          <w:t xml:space="preserve">A random proposer behind the same gates reaches three quarters of this gain and a hand-written doctrine over the same effects gains little, so the gain rests on the gated search rather than on the particular proposer or on access to the effects.</w:t>
-        </w:r>
-      </w:ins>
+      <w:r>
+        <w:rPr>
+          <w:lang w:val="en-US"/>
+        </w:rPr>
+        <w:t>A random proposer behind the same gates reaches three quarters of this gain and a hand-written doctrine over the same effects gains little, so the gain rests on the gated search rather than on the particular proposer or on access to the effects.</w:t>
+      </w:r>
       <w:r>
         <w:rPr>
           <w:lang w:val="en-US"/>
@@ -160,22 +150,12 @@
           <w:lang w:val="en-US"/>
         </w:rPr>
       </w:pPr>
-      <w:del w:id="950068" w:author="Claude" w:date="2026-10-29T18:30:00Z">
-        <w:r>
-          <w:rPr>
-            <w:lang w:val="en-US"/>
-          </w:rPr>
-          <w:delText xml:space="preserve">The work fits the scope of the IEEE Systems Journal as a system-of-systems contribution.</w:delText>
-        </w:r>
-      </w:del>
-      <w:ins w:id="950069" w:author="Claude" w:date="2026-10-29T18:30:00Z">
-        <w:r>
-          <w:rPr>
-            <w:lang w:val="en-US"/>
-          </w:rPr>
-          <w:t xml:space="preserve">The work fits the scope of the IEEE Systems Journal as an architecture for a system of systems.</w:t>
-        </w:r>
-      </w:ins>
+      <w:r>
+        <w:rPr>
+          <w:lang w:val="en-US"/>
+        </w:rPr>
+        <w:t>The work fits the scope of the IEEE Systems Journal as an architecture for a system of systems.</w:t>
+      </w:r>
       <w:r>
         <w:rPr>
           <w:lang w:val="en-US"/>
@@ -197,22 +177,12 @@
         </w:rPr>
         <w:t xml:space="preserve">The manuscript is original, has not been published previously, and is not under consideration elsewhere. All authors have read and approved the submitted version. Part of the material derives from the doctoral research of the corresponding author at Middle East Technical University. The authors declare no competing interests. </w:t>
       </w:r>
-      <w:del w:id="950070" w:author="Claude" w:date="2026-10-29T18:30:00Z">
-        <w:r>
-          <w:rPr>
-            <w:lang w:val="en-US"/>
-          </w:rPr>
-          <w:delText xml:space="preserve">A supplementary file lists the hand-written rule base used as a closed reference.</w:delText>
-        </w:r>
-      </w:del>
-      <w:ins w:id="950071" w:author="Claude" w:date="2026-10-29T18:30:00Z">
-        <w:r>
-          <w:rPr>
-            <w:lang w:val="en-US"/>
-          </w:rPr>
-          <w:t xml:space="preserve">A supplementary file gives the hand-written rule base, the extraction constants and the proposer prompt.</w:t>
-        </w:r>
-      </w:ins>
+      <w:r>
+        <w:rPr>
+          <w:lang w:val="en-US"/>
+        </w:rPr>
+        <w:t>A supplementary file gives the hand-written rule base, the extraction constants and the proposer prompt.</w:t>
+      </w:r>
     </w:p>
     <w:p>
       <w:pPr>

--- a/02_Article/ieee_systems/DisasterAware_CoverLetter.docx
+++ b/02_Article/ieee_systems/DisasterAware_CoverLetter.docx
@@ -133,7 +133,7 @@
         <w:rPr>
           <w:lang w:val="en-US"/>
         </w:rPr>
-        <w:t>A random proposer behind the same gates reaches three quarters of this gain and a hand-written doctrine over the same effects gains little, so the gain rests on the gated search rather than on the particular proposer or on access to the effects.</w:t>
+        <w:t xml:space="preserve">A random proposer behind the same gates reaches three quarters of this gain and a hand-written doctrine over the same effects gains little, so the gain rests on the gated search rather than on the particular proposer or on access to the effects.</w:t>
       </w:r>
       <w:r>
         <w:rPr>
@@ -154,13 +154,7 @@
         <w:rPr>
           <w:lang w:val="en-US"/>
         </w:rPr>
-        <w:t>The work fits the scope of the IEEE Systems Journal as an architecture for a system of systems.</w:t>
-      </w:r>
-      <w:r>
-        <w:rPr>
-          <w:lang w:val="en-US"/>
-        </w:rPr>
-        <w:t xml:space="preserve"> Wildfire response joins a hazard model, regional decision agents, a shared resource pool and a human operator. The manuscript contributes the architecture that couples these parts and keeps the admission of new interventions under the control of the hazard model, and evaluates it as one system rather than as isolated algorithms.</w:t>
+        <w:t xml:space="preserve">The work fits the scope of the IEEE Systems Journal as a systems-level decision architecture evaluated as one system. Wildfire response joins a hazard model, regional decision agents, a shared resource pool and a human operator. The manuscript contributes the architecture that couples these parts and keeps the admission of new interventions under the control of the hazard model, and evaluates it as one system rather than as isolated algorithms.</w:t>
       </w:r>
     </w:p>
     <w:p>
@@ -181,7 +175,7 @@
         <w:rPr>
           <w:lang w:val="en-US"/>
         </w:rPr>
-        <w:t>A supplementary file gives the hand-written rule base, the extraction constants and the proposer prompt.</w:t>
+        <w:t xml:space="preserve">A supplementary file gives the hand-written rule base, the extraction constants and the proposer prompt.</w:t>
       </w:r>
     </w:p>
     <w:p>

--- a/02_Article/ieee_systems/DisasterAware_CoverLetter.docx
+++ b/02_Article/ieee_systems/DisasterAware_CoverLetter.docx
@@ -69,21 +69,7 @@
         <w:rPr>
           <w:lang w:val="en-US"/>
         </w:rPr>
-        <w:t xml:space="preserve">The enclosed manuscript, "A Decision Support Architecture </w:t>
-      </w:r>
-      <w:proofErr w:type="gramStart"/>
-      <w:r>
-        <w:rPr>
-          <w:lang w:val="en-US"/>
-        </w:rPr>
-        <w:t>With</w:t>
-      </w:r>
-      <w:proofErr w:type="gramEnd"/>
-      <w:r>
-        <w:rPr>
-          <w:lang w:val="en-US"/>
-        </w:rPr>
-        <w:t xml:space="preserve"> a Verified Open Decision Space for Wildfire Response," is submitted for consideration as a regular paper in the IEEE Systems Journal.</w:t>
+        <w:t xml:space="preserve">The enclosed manuscript, "A Decision Support Architecture With a Gated Open Decision Space for Wildfire Response," is submitted for consideration as a regular paper in the IEEE Systems Journal.</w:t>
       </w:r>
     </w:p>
     <w:p>
@@ -98,21 +84,7 @@
         <w:rPr>
           <w:lang w:val="en-US"/>
         </w:rPr>
-        <w:t>Most decision support systems decide within a closed decision space, a set of rules or tactics fixed before the incident. The manuscript presents the Verified Open Decision Architecture (VODA), which extends this space by verified composition. New interventions are composed from a fixed set of executable physical effects, and a proposal enters the rule base only when the hazard model, not the proposer, forecasts a gain. A simulation core holds the hazard state, and a decision core reads it through confidence-rated observations. The decision core combines a self-tuning sparse Takagi-</w:t>
-      </w:r>
-      <w:proofErr w:type="spellStart"/>
-      <w:r>
-        <w:rPr>
-          <w:lang w:val="en-US"/>
-        </w:rPr>
-        <w:t>Sugeno</w:t>
-      </w:r>
-      <w:proofErr w:type="spellEnd"/>
-      <w:r>
-        <w:rPr>
-          <w:lang w:val="en-US"/>
-        </w:rPr>
-        <w:t xml:space="preserve"> rule base with an open layer in which a pretrained language model proposes rules and composed interventions, and a chain of gates on hazard forecasts admits at most one object per call.</w:t>
+        <w:t xml:space="preserve">Most decision support systems decide within a closed decision space, a set of rules or tactics fixed before the incident. The manuscript presents the Gated Open Decision Architecture (GODA), which extends this space by gated composition. New interventions are composed from a fixed set of executable physical effects, and a proposal enters the rule base only when the hazard model, not the proposer, forecasts a gain. A simulation core holds the hazard state, and a decision core reads it through confidence-rated observations. The decision core combines a self-tuning sparse Takagi-Sugeno rule base with an open layer in which a pretrained language model proposes rules and composed interventions, and a chain of gates on hazard forecasts admits at most one object per call.</w:t>
       </w:r>
     </w:p>
     <w:p>
@@ -127,19 +99,7 @@
         <w:rPr>
           <w:lang w:val="en-US"/>
         </w:rPr>
-        <w:t xml:space="preserve">On 150 paired synthetic incidents, VODA lowers burned area by 61%, affected population by 80% and priced response by 46% against the closed layer, and raises the share of extinguished incidents from 52% to 91%. </w:t>
-      </w:r>
-      <w:r>
-        <w:rPr>
-          <w:lang w:val="en-US"/>
-        </w:rPr>
-        <w:t xml:space="preserve">A random proposer behind the same gates reaches three quarters of this gain and a hand-written doctrine over the same effects gains little, so the gain rests on the gated search rather than on the particular proposer or on access to the effects.</w:t>
-      </w:r>
-      <w:r>
-        <w:rPr>
-          <w:lang w:val="en-US"/>
-        </w:rPr>
-        <w:t xml:space="preserve"> The admitted interventions recur across incidents and, recorded as rules, transfer to unseen ones, while continued generation adds further gain under new conditions. The hazard model is assessed separately by blind hindcast of four documented fires, and the decision core decides in under one second between model calls, with a cost that grows slowly with the number of regional agents.</w:t>
+        <w:t xml:space="preserve">On 150 paired synthetic incidents, GODA lowers burned area by 61%, affected population by 80% and priced response by 46% against the closed layer, and raises the share of extinguished incidents from 52% to 91%. A random proposer behind the same gates reaches three quarters of this gain and a hand-written doctrine over the same effects gains little, so the gain rests on the gated search rather than on the particular proposer or on access to the effects. The admitted interventions recur across incidents and, recorded as rules, transfer to unseen ones, while continued generation adds further gain under new conditions. The hazard model is assessed separately by blind hindcast of four documented fires, and the decision core decides in under one second between model calls, with a cost that grows slowly with the number of regional agents.</w:t>
       </w:r>
     </w:p>
     <w:p>

--- a/02_Article/ieee_systems/DisasterAware_CoverLetter.docx
+++ b/02_Article/ieee_systems/DisasterAware_CoverLetter.docx
@@ -99,7 +99,7 @@
         <w:rPr>
           <w:lang w:val="en-US"/>
         </w:rPr>
-        <w:t xml:space="preserve">On 150 paired synthetic incidents, GODA lowers burned area by 61%, affected population by 80% and priced response by 46% against the closed layer, and raises the share of extinguished incidents from 52% to 91%. A random proposer behind the same gates reaches three quarters of this gain and a hand-written doctrine over the same effects gains little, so the gain rests on the gated search rather than on the particular proposer or on access to the effects. The admitted interventions recur across incidents and, recorded as rules, transfer to unseen ones, while continued generation adds further gain under new conditions. The hazard model is assessed separately by blind hindcast of four documented fires, and the decision core decides in under one second between model calls, with a cost that grows slowly with the number of regional agents.</w:t>
+        <w:t xml:space="preserve">On 150 paired synthetic incidents, GODA lowers burned area by 61%, affected population by 80% and priced response by 46% against the closed layer, and raises the share of extinguished incidents from 52% to 91%. Behind the same gates, a search over the closed vocabulary reaches two thirds of this gain and a random proposer over the composed grammar three quarters, while a hand-written doctrine over the same effects gains little, so the gain rests first on the forecast-guided search and then on the compositions it finds from good seeds. The admitted interventions recur across incidents and, recorded as rules, transfer to unseen ones, while continued generation adds further gain under new conditions. The hazard model is assessed separately by blind hindcast of four documented fires, and the decision core decides in under one second between model calls, with a cost that grows slowly with the number of regional agents.</w:t>
       </w:r>
     </w:p>
     <w:p>

--- a/02_Article/ieee_systems/DisasterAware_CoverLetter.docx
+++ b/02_Article/ieee_systems/DisasterAware_CoverLetter.docx
@@ -99,7 +99,7 @@
         <w:rPr>
           <w:lang w:val="en-US"/>
         </w:rPr>
-        <w:t xml:space="preserve">On 150 paired synthetic incidents, GODA lowers burned area by 61%, affected population by 80% and priced response by 46% against the closed layer, and raises the share of extinguished incidents from 52% to 91%. Behind the same gates, a search over the closed vocabulary reaches two thirds of this gain and a random proposer over the composed grammar three quarters, while a hand-written doctrine over the same effects gains little, so the gain rests first on the forecast-guided search and then on the compositions it finds from good seeds. The admitted interventions recur across incidents and, recorded as rules, transfer to unseen ones, while continued generation adds further gain under new conditions. The hazard model is assessed separately by blind hindcast of four documented fires, and the decision core decides in under one second between model calls, with a cost that grows slowly with the number of regional agents.</w:t>
+        <w:t xml:space="preserve">On 150 paired synthetic incidents, GODA lowers burned area by 61%, affected population by 80% and priced response by 46% against the closed layer, and raises the share of extinguished incidents from 52% to 91%. Behind the same gates, a search over the closed vocabulary reaches two thirds of this gain and a random proposer over the composed grammar three quarters, while a hand-written doctrine over the same effects gains little, so the gain rests first on the forecast-guided search and then on the compositions it finds from good seeds. The admitted interventions recur across incidents and, recorded as rules, transfer to unseen ones, while continued generation adds further gain under new conditions. The hazard model is assessed separately by hindcast of four documented fires, and the decision core decides in under one second between model calls, with a cost that grows slowly with the number of regional agents.</w:t>
       </w:r>
     </w:p>
     <w:p>

--- a/02_Article/ieee_systems/DisasterAware_CoverLetter.docx
+++ b/02_Article/ieee_systems/DisasterAware_CoverLetter.docx
@@ -84,7 +84,7 @@
         <w:rPr>
           <w:lang w:val="en-US"/>
         </w:rPr>
-        <w:t xml:space="preserve">Most decision support systems decide within a closed decision space, a set of rules or tactics fixed before the incident. The manuscript presents the Gated Open Decision Architecture (GODA), which extends this space by gated composition. New interventions are composed from a fixed set of executable physical effects, and a proposal enters the rule base only when the hazard model, not the proposer, forecasts a gain. A simulation core holds the hazard state, and a decision core reads it through confidence-rated observations. The decision core combines a self-tuning sparse Takagi-Sugeno rule base with an open layer in which a pretrained language model proposes rules and composed interventions, and a chain of gates on hazard forecasts admits at most one object per call.</w:t>
+        <w:t xml:space="preserve">Most decision support systems decide within a closed decision space, a set of rules or tactics fixed before the incident. The manuscript presents the Gated Open Decision Architecture (GODA), which extends this space by gated composition. New interventions are composed from a fixed set of executable physical effects, and a proposal enters the rule base only when the hazard model, not the proposer, forecasts a gain. A simulation core holds the hazard state, and a decision core reads it through confidence-rated observations. The decision core combines a self-tuning Takagi-Sugeno rule base with an open layer in which a pretrained language model proposes rules and composed interventions, and a chain of gates on hazard forecasts admits at most one object per call.</w:t>
       </w:r>
     </w:p>
     <w:p>
@@ -99,7 +99,7 @@
         <w:rPr>
           <w:lang w:val="en-US"/>
         </w:rPr>
-        <w:t xml:space="preserve">On 150 paired synthetic incidents, GODA lowers burned area by 61%, affected population by 80% and priced response by 46% against the closed layer, and raises the share of extinguished incidents from 52% to 91%. Behind the same gates, a search over the closed vocabulary reaches two thirds of this gain and a random proposer over the composed grammar three quarters, while a hand-written doctrine over the same effects gains little, so the gain rests first on the forecast-guided search and then on the compositions it finds from good seeds. The admitted interventions recur across incidents and, recorded as rules, transfer to unseen ones, while continued generation adds further gain under new conditions. The hazard model is assessed separately by hindcast of four documented fires, and the decision core decides in under one second between model calls, with a cost that grows slowly with the number of regional agents.</w:t>
+        <w:t xml:space="preserve">On 150 paired synthetic incidents, GODA lowers burned area by 61%, affected population by 80% and response cost by 46% against the closed layer, and raises the share of extinguished incidents from 52% to 91%. Behind the same gates, a search over the closed vocabulary reaches two thirds of this gain and a random proposer over the composed grammar three quarters, while a hand-written doctrine over the same effects gains little, so the gain rests first on the forecast-guided search and then on the compositions it finds from good seeds. The admitted interventions recur across incidents and, recorded as rules, transfer to unseen ones, while continued generation adds further gain under new conditions. The hazard model is assessed separately by hindcast of four documented fires, and the decision core decides in under one second between model calls, with a cost that grows slowly with the number of regional agents.</w:t>
       </w:r>
     </w:p>
     <w:p>

--- a/02_Article/ieee_systems/DisasterAware_CoverLetter.docx
+++ b/02_Article/ieee_systems/DisasterAware_CoverLetter.docx
@@ -114,7 +114,7 @@
         <w:rPr>
           <w:lang w:val="en-US"/>
         </w:rPr>
-        <w:t xml:space="preserve">The work fits the scope of the IEEE Systems Journal as a systems-level decision architecture evaluated as one system. Wildfire response joins a hazard model, regional decision agents, a shared resource pool and a human operator. The manuscript contributes the architecture that couples these parts and keeps the admission of new interventions under the control of the hazard model, and evaluates it as one system rather than as isolated algorithms.</w:t>
+        <w:t xml:space="preserve">The work fits the scope of the IEEE Systems Journal as a systems-level decision architecture evaluated as one system. Wildfire response joins a hazard model, regional decision agents, a shared resource pool and a human operator. The manuscript contributes the architecture that couples these parts and keeps the admission of new interventions under the control of the hazard model, and evaluates it in simulation as one system rather than as isolated algorithms; distributed operation of the agents is outside the scope of this study.</w:t>
       </w:r>
     </w:p>
     <w:p>
@@ -129,13 +129,7 @@
         <w:rPr>
           <w:lang w:val="en-US"/>
         </w:rPr>
-        <w:t xml:space="preserve">The manuscript is original, has not been published previously, and is not under consideration elsewhere. All authors have read and approved the submitted version. Part of the material derives from the doctoral research of the corresponding author at Middle East Technical University. The authors declare no competing interests. </w:t>
-      </w:r>
-      <w:r>
-        <w:rPr>
-          <w:lang w:val="en-US"/>
-        </w:rPr>
-        <w:t xml:space="preserve">A supplementary file gives the hand-written rule base, the extraction constants and the proposer prompt.</w:t>
+        <w:t xml:space="preserve">The manuscript is original, has not been published previously, and is not under consideration elsewhere. All authors have read and approved the submitted version. Part of the material derives from the doctoral research of the corresponding author at Middle East Technical University. The authors declare no competing interests. A supplementary file gives the hand-written rule base, the extraction constants and the proposer prompt.</w:t>
       </w:r>
     </w:p>
     <w:p>
@@ -177,16 +171,8 @@
         <w:rPr>
           <w:lang w:val="en-US"/>
         </w:rPr>
-        <w:t xml:space="preserve">Çağlar </w:t>
-      </w:r>
-      <w:proofErr w:type="spellStart"/>
-      <w:r>
-        <w:rPr>
-          <w:lang w:val="en-US"/>
-        </w:rPr>
-        <w:t>Akman</w:t>
-      </w:r>
-      <w:proofErr w:type="spellEnd"/>
+        <w:t xml:space="preserve">Çağlar Akman</w:t>
+      </w:r>
     </w:p>
     <w:p>
       <w:pPr>
@@ -211,16 +197,8 @@
         <w:rPr>
           <w:lang w:val="en-US"/>
         </w:rPr>
-        <w:t xml:space="preserve">Department of Electrical and Electronics Engineering, Middle East Technical University, 06800 Ankara, </w:t>
-      </w:r>
-      <w:proofErr w:type="spellStart"/>
-      <w:r>
-        <w:rPr>
-          <w:lang w:val="en-US"/>
-        </w:rPr>
-        <w:t>Türkiye</w:t>
-      </w:r>
-      <w:proofErr w:type="spellEnd"/>
+        <w:t xml:space="preserve">Department of Electrical and Electronics Engineering, Middle East Technical University, 06800 Ankara, Türkiye</w:t>
+      </w:r>
     </w:p>
     <w:p>
       <w:pPr>
@@ -245,16 +223,8 @@
         <w:rPr>
           <w:lang w:val="en-US"/>
         </w:rPr>
-        <w:t xml:space="preserve">On behalf of the co-author, Kemal </w:t>
-      </w:r>
-      <w:proofErr w:type="spellStart"/>
-      <w:r>
-        <w:rPr>
-          <w:lang w:val="en-US"/>
-        </w:rPr>
-        <w:t>Leblebicioğlu</w:t>
-      </w:r>
-      <w:proofErr w:type="spellEnd"/>
+        <w:t xml:space="preserve">On behalf of the co-author, Kemal Leblebicioğlu</w:t>
+      </w:r>
     </w:p>
     <w:p>
       <w:pPr>

--- a/02_Article/ieee_systems/DisasterAware_CoverLetter.docx
+++ b/02_Article/ieee_systems/DisasterAware_CoverLetter.docx
@@ -13,7 +13,7 @@
         <w:rPr>
           <w:lang w:val="en-US"/>
         </w:rPr>
-        <w:t>October 29, 2026</w:t>
+        <w:t xml:space="preserve">October 31, 2026</w:t>
       </w:r>
     </w:p>
     <w:p>
@@ -99,7 +99,7 @@
         <w:rPr>
           <w:lang w:val="en-US"/>
         </w:rPr>
-        <w:t xml:space="preserve">On 150 paired synthetic incidents, GODA lowers burned area by 61%, affected population by 80% and response cost by 46% against the closed layer, and raises the share of extinguished incidents from 52% to 91%. Behind the same gates, a search over the closed vocabulary reaches two thirds of this gain and a random proposer over the composed grammar three quarters, while a hand-written doctrine over the same effects gains little, so the gain rests first on the forecast-guided search and then on the compositions it finds from good seeds. The admitted interventions recur across incidents and, recorded as rules, transfer to unseen ones, while continued generation adds further gain under new conditions. The hazard model is assessed separately by hindcast of four documented fires, and the decision core decides in under one second between model calls, with a cost that grows slowly with the number of regional agents.</w:t>
+        <w:t xml:space="preserve">On 150 paired synthetic incidents, GODA lowers burned area by 61%, affected population by 80% and response cost by 46% against the closed layer, and raises the share of extinguished incidents from 52% to 91%; on a domain three times larger the area reduction is 57%. Behind the same gates, a search over the closed vocabulary reaches two thirds of this gain and a random proposer over the composed grammar three quarters, while a hand-written doctrine over the same effects gains little, so the gain rests first on the forecast-guided search and then on the compositions it finds from good seeds. The admitted interventions recur across incidents and, recorded as rules, transfer to unseen ones, while continued generation adds further gain under new conditions. The gain holds under single and combined model errors in the live world, under a fire state partly unseen by the planner, under four alternative cost functions and across forecast budgets, and every row of the comparison tables carries a paired test with a Holm adjustment. The hazard model is assessed separately by hindcast of four documented fires against disk and ellipse references, and the decision core decides in under one second between model calls in a harness without the model, with a cost that grows slowly with the number of regional agents.</w:t>
       </w:r>
     </w:p>
     <w:p>
@@ -129,7 +129,7 @@
         <w:rPr>
           <w:lang w:val="en-US"/>
         </w:rPr>
-        <w:t xml:space="preserve">The manuscript is original, has not been published previously, and is not under consideration elsewhere. All authors have read and approved the submitted version. Part of the material derives from the doctoral research of the corresponding author at Middle East Technical University. The authors declare no competing interests. A supplementary file gives the hand-written rule base, the extraction constants and the proposer prompt.</w:t>
+        <w:t xml:space="preserve">The manuscript is original, has not been published previously, and is not under consideration elsewhere. All authors have read and approved the submitted version. Part of the material derives from the doctoral research of the corresponding author at Middle East Technical University. The authors declare no competing interests. A supplementary file gives the hand-written rule base, the extraction constants, the simulation core maps and constants, the search budget and timing harness, and the proposer prompt. Code, configurations, world seeds and admission logs are available at https://github.com/northwind13/GODA, and the dissertation on which the work builds is cited in the manuscript.</w:t>
       </w:r>
     </w:p>
     <w:p>

--- a/02_Article/ieee_systems/DisasterAware_CoverLetter.docx
+++ b/02_Article/ieee_systems/DisasterAware_CoverLetter.docx
@@ -99,7 +99,7 @@
         <w:rPr>
           <w:lang w:val="en-US"/>
         </w:rPr>
-        <w:t xml:space="preserve">On 150 paired synthetic incidents, GODA lowers burned area by 61%, affected population by 80% and response cost by 46% against the closed layer, and raises the share of extinguished incidents from 52% to 91%; on a domain three times larger the area reduction is 57%. Behind the same gates, a search over the closed vocabulary reaches two thirds of this gain and a random proposer over the composed grammar three quarters, while a hand-written doctrine over the same effects gains little, so the gain rests first on the forecast-guided search and then on the compositions it finds from good seeds. The admitted interventions recur across incidents and, recorded as rules, transfer to unseen ones, while continued generation adds further gain under new conditions. The gain holds under single and combined model errors in the live world, under a fire state partly unseen by the planner, under four alternative cost functions and across forecast budgets, and every row of the comparison tables carries a paired test with a Holm adjustment. The hazard model is assessed separately by hindcast of four documented fires against disk and ellipse references, and the decision core decides in under one second between model calls in a harness without the model, with a cost that grows slowly with the number of regional agents.</w:t>
+        <w:t xml:space="preserve">On 150 paired synthetic incidents, GODA lowers burned area by 61%, affected population by 80% and response cost by 46% against the closed layer, and raises the share of extinguished incidents from 52% to 91%; on a domain three times larger the area reduction is 57%. Behind the same gates, a search over the closed vocabulary reaches two thirds of this gain and a random proposer over the composed grammar three quarters, while a hand-written doctrine over the same effects gains little, so the gain rests first on the forecast-guided search and then on the compositions it finds from good seeds. The admitted interventions recur across incidents and, recorded as rules, transfer to unseen ones, while continued generation adds further gain under new conditions. The gain holds under single and combined model errors in the live world, under a fire state partly unseen by the planner, under four alternative cost functions, one of them rerun live, and across forecast budgets of 6 to 36 forecasts, where the margin of the model candidates opens at the full budget, and every row of the comparison tables carries a paired test with a Holm adjustment. The hazard model is assessed separately by hindcast of four documented fires against disk and ellipse references, and the decision core decides in under one second between model calls in a harness without the model, with a cost that grows slowly with the number of regional agents.</w:t>
       </w:r>
     </w:p>
     <w:p>

--- a/02_Article/ieee_systems/DisasterAware_CoverLetter.docx
+++ b/02_Article/ieee_systems/DisasterAware_CoverLetter.docx
@@ -84,7 +84,7 @@
         <w:rPr>
           <w:lang w:val="en-US"/>
         </w:rPr>
-        <w:t xml:space="preserve">Most decision support systems decide within a closed decision space, a set of rules or tactics fixed before the incident. The manuscript presents the Gated Open Decision Architecture (GODA), which extends this space by gated composition. New interventions are composed from a fixed set of executable physical effects, and a proposal enters the rule base only when the hazard model, not the proposer, forecasts a gain. A simulation core holds the hazard state, and a decision core reads it through confidence-rated observations. The decision core combines a self-tuning Takagi-Sugeno rule base with an open layer in which a pretrained language model proposes rules and composed interventions, and a chain of gates on hazard forecasts admits at most one object per call.</w:t>
+        <w:t xml:space="preserve">Most decision support systems decide within a closed decision space, a set of rules or tactics fixed before the incident. The manuscript presents the Gated Open Decision Architecture (GODA), which extends this space by gated composition: new interventions are composed from a fixed set of executable physical effects, and a proposal enters the rule base only when the hazard model, not the proposer, forecasts a gain. A self-tuning Takagi-Sugeno rule base forms the closed layer; in the open layer a pretrained language model proposes rules and composed interventions, and a chain of gates on shadow forecasts admits at most one object per call.</w:t>
       </w:r>
     </w:p>
     <w:p>
@@ -99,7 +99,7 @@
         <w:rPr>
           <w:lang w:val="en-US"/>
         </w:rPr>
-        <w:t xml:space="preserve">On 150 paired synthetic incidents, GODA lowers burned area by 61%, affected population by 80% and response cost by 46% against the closed layer, and raises the share of extinguished incidents from 52% to 91%; on a domain three times larger the area reduction is 57%. Behind the same gates, a search over the closed vocabulary reaches two thirds of this gain and a random proposer over the composed grammar three quarters, while a hand-written doctrine over the same effects gains little, so the gain rests first on the forecast-guided search and then on the compositions it finds from good seeds. The admitted interventions recur across incidents and, recorded as rules, transfer to unseen ones, while continued generation adds further gain under new conditions. The gain holds under single and combined model errors in the live world, under a fire state partly unseen by the planner, under four alternative cost functions, one of them rerun live, and across forecast budgets of 6 to 36 forecasts, where the margin of the model candidates opens at the full budget, and every row of the comparison tables carries a paired test with a Holm adjustment. The hazard model is assessed separately by hindcast of four documented fires against disk and ellipse references, and the decision core decides in under one second between model calls in a harness without the model, with a cost that grows slowly with the number of regional agents.</w:t>
+        <w:t xml:space="preserve">On 150 paired synthetic incidents, GODA lowers burned area by 61% and affected population by 80% against the closed layer, and raises extinguished incidents from 52% to 91%; on a domain three times larger the area reduction is 57%. Three controls locate the gain: a forecast-guided search over the closed vocabulary recovers two thirds of it, a random proposer over the composed grammar three quarters, and a hand-written doctrine over the same effects gains little, so the gain rests on the gated search over the effect grammar more than on the proposer. The admitted interventions, recorded as rules, keep most of the gain on held-out worlds. The gain holds under single and combined model errors, a fire state partly unseen by the planner and alternative cost functions, and every table row carries a paired test with a Holm adjustment. The hazard model is assessed separately by hindcast of four recorded fires.</w:t>
       </w:r>
     </w:p>
     <w:p>
@@ -114,7 +114,7 @@
         <w:rPr>
           <w:lang w:val="en-US"/>
         </w:rPr>
-        <w:t xml:space="preserve">The work fits the scope of the IEEE Systems Journal as a systems-level decision architecture evaluated as one system. Wildfire response joins a hazard model, regional decision agents, a shared resource pool and a human operator. The manuscript contributes the architecture that couples these parts and keeps the admission of new interventions under the control of the hazard model, and evaluates it in simulation as one system rather than as isolated algorithms; distributed operation of the agents is outside the scope of this study.</w:t>
+        <w:t xml:space="preserve">The work fits the scope of the IEEE Systems Journal as a decision architecture that couples a hazard model, regional decision agents, a shared resource pool and an operator, evaluated in simulation as one system; distributed operation is outside the scope of this study.</w:t>
       </w:r>
     </w:p>
     <w:p>
@@ -129,7 +129,7 @@
         <w:rPr>
           <w:lang w:val="en-US"/>
         </w:rPr>
-        <w:t xml:space="preserve">The manuscript is original, has not been published previously, and is not under consideration elsewhere. All authors have read and approved the submitted version. Part of the material derives from the doctoral research of the corresponding author at Middle East Technical University. The authors declare no competing interests. A supplementary file gives the hand-written rule base, the extraction constants, the simulation core maps and constants, the search budget and timing harness, and the proposer prompt. Code, configurations, world seeds and admission logs are available at https://github.com/northwind13/GODA, and the dissertation on which the work builds is cited in the manuscript.</w:t>
+        <w:t xml:space="preserve">The manuscript is original, has not been published previously and is not under consideration elsewhere. Both authors approved the submitted version and declare no competing interests. Part of the material derives from the doctoral research of the corresponding author at Middle East Technical University. A supplementary file gives the rule base, the constants of the simulation core and the search, and the proposer prompt; code, worlds and logs are available at https://github.com/northwind13/GODA.</w:t>
       </w:r>
     </w:p>
     <w:p>

--- a/02_Article/ieee_systems/DisasterAware_CoverLetter.docx
+++ b/02_Article/ieee_systems/DisasterAware_CoverLetter.docx
@@ -99,7 +99,7 @@
         <w:rPr>
           <w:lang w:val="en-US"/>
         </w:rPr>
-        <w:t xml:space="preserve">On 150 paired synthetic incidents, GODA lowers burned area by 61% and affected population by 80% against the closed layer, and raises extinguished incidents from 52% to 91%; on a domain three times larger the area reduction is 57%. Three controls locate the gain: a forecast-guided search over the closed vocabulary recovers two thirds of it, a random proposer over the composed grammar three quarters, and a hand-written doctrine over the same effects gains little, so the gain rests on the gated search over the effect grammar more than on the proposer. The admitted interventions, recorded as rules, keep most of the gain on held-out worlds. The gain holds under single and combined model errors, a fire state partly unseen by the planner and alternative cost functions, and every table row carries a paired test with a Holm adjustment. The hazard model is assessed separately by hindcast of four recorded fires.</w:t>
+        <w:t xml:space="preserve">On 150 paired synthetic incidents, GODA lowers burned area by 61% and affected population by 80% against the closed layer, and raises extinguished incidents from 52% to 91%; on a domain three times larger the area reduction is 57%. Three controls locate the gain: a forecast-guided search over the closed vocabulary recovers two thirds of it, a random proposer over the composed grammar three quarters, and a hand-written doctrine over the same effects gains little, so the gain rests on the gated search over the effect grammar more than on the proposer. The admitted interventions, recorded as rules, keep most of the gain on held-out worlds. The gain holds under single and combined model errors, a fire state partly unseen by the planner and alternative cost functions, and every comparison row of the robustness and doctrine tables carries a paired test with a Holm adjustment. The hazard model is assessed separately by hindcast of four recorded fires.</w:t>
       </w:r>
     </w:p>
     <w:p>

--- a/02_Article/ieee_systems/DisasterAware_CoverLetter.docx
+++ b/02_Article/ieee_systems/DisasterAware_CoverLetter.docx
@@ -99,7 +99,7 @@
         <w:rPr>
           <w:lang w:val="en-US"/>
         </w:rPr>
-        <w:t xml:space="preserve">On 150 paired synthetic incidents, GODA lowers burned area by 61% and affected population by 80% against the closed layer, and raises extinguished incidents from 52% to 91%; on a domain three times larger the area reduction is 57%. Three controls locate the gain: a forecast-guided search over the closed vocabulary recovers two thirds of it, a random proposer over the composed grammar three quarters, and a hand-written doctrine over the same effects gains little, so the gain rests on the gated search over the effect grammar more than on the proposer. The admitted interventions, recorded as rules, keep most of the gain on held-out worlds. The gain holds under single and combined model errors, a fire state partly unseen by the planner and alternative cost functions, and every comparison row of the robustness and doctrine tables carries a paired test with a Holm adjustment. The hazard model is assessed separately by hindcast of four recorded fires.</w:t>
+        <w:t xml:space="preserve">On 150 paired synthetic incidents, GODA lowers burned area by 61% and affected population by 80% against the closed layer, and raises extinguished incidents from 52% to 91%; on a domain three times larger the area reduction is 57%. Three controls locate the gain: a forecast-guided search over the closed vocabulary recovers two thirds of it, a random proposer over the composed grammar three quarters, and a hand-written doctrine over the same effects gains little, so the gain rests on the gated search over the effect grammar more than on the proposer. The same search without a persistent doctrine, withdrawing each admitted object after one cycle, loses the gain entirely. The admitted interventions, recorded as rules, keep most of the gain on held-out worlds. The gain holds under single and combined model errors, a fire state partly unseen by the planner and alternative cost functions, and every comparison row of the robustness and doctrine tables carries a paired test with a Holm adjustment. The hazard model is assessed separately by hindcast of four recorded fires.</w:t>
       </w:r>
     </w:p>
     <w:p>

--- a/02_Article/ieee_systems/DisasterAware_CoverLetter.docx
+++ b/02_Article/ieee_systems/DisasterAware_CoverLetter.docx
@@ -99,7 +99,7 @@
         <w:rPr>
           <w:lang w:val="en-US"/>
         </w:rPr>
-        <w:t xml:space="preserve">On 150 paired synthetic incidents, GODA lowers burned area by 61% and affected population by 80% against the closed layer, and raises extinguished incidents from 52% to 91%; on a domain three times larger the area reduction is 57%. Three controls locate the gain: a forecast-guided search over the closed vocabulary recovers two thirds of it, a random proposer over the composed grammar three quarters, and a hand-written doctrine over the same effects gains little, so the gain rests on the gated search over the effect grammar more than on the proposer. The same search without a persistent doctrine, withdrawing each admitted object after one cycle, loses the gain entirely. The admitted interventions, recorded as rules, keep most of the gain on held-out worlds. The gain holds under single and combined model errors, a fire state partly unseen by the planner and alternative cost functions, and every comparison row of the robustness and doctrine tables carries a paired test with a Holm adjustment. The hazard model is assessed separately by hindcast of four recorded fires.</w:t>
+        <w:t xml:space="preserve">On 150 paired synthetic incidents, GODA lowers burned area by 61% and affected population by 80% against the closed layer, and raises extinguished incidents from 52% to 91%; on a domain three times larger the area reduction is 57%. Three controls locate the gain: a forecast-guided search over the closed vocabulary recovers two thirds of it, a random proposer over the composed grammar three quarters, and a hand-written doctrine over the same effects gains little, so the gain rests on the gated search over the effect grammar more than on the proposer. The same search with every admitted object withdrawn after one cycle loses the gain entirely, so the objects must stay in force through the incident. The admitted interventions, recorded as rules, keep most of the gain on held-out worlds. The gain holds under single and combined model errors, a fire state partly unseen by the planner and alternative cost functions, and every comparison row of the robustness and doctrine tables carries a paired test with a Holm adjustment. The hazard model is assessed separately by hindcast of four recorded fires.</w:t>
       </w:r>
     </w:p>
     <w:p>

--- a/02_Article/ieee_systems/DisasterAware_CoverLetter.docx
+++ b/02_Article/ieee_systems/DisasterAware_CoverLetter.docx
@@ -84,7 +84,7 @@
         <w:rPr>
           <w:lang w:val="en-US"/>
         </w:rPr>
-        <w:t xml:space="preserve">Most decision support systems decide within a closed decision space, a set of rules or tactics fixed before the incident. The manuscript presents the Gated Open Decision Architecture (GODA), which extends this space by gated composition: new interventions are composed from a fixed set of executable physical effects, and a proposal enters the rule base only when the hazard model, not the proposer, forecasts a gain. A self-tuning Takagi-Sugeno rule base forms the closed layer; in the open layer a pretrained language model proposes rules and composed interventions, and a chain of gates on shadow forecasts admits at most one object per call.</w:t>
+        <w:t xml:space="preserve">Most decision support systems decide within a closed decision space, a set of rules or tactics fixed before the incident. The manuscript presents the Gated Open Decision Architecture (GODA), built around a forecast-guided search: an executable grammar composes new interventions from a fixed set of physical effects, so the space is bounded and compositional; a chain of gates admits a candidate only when the hazard model, not the proposer, forecasts a gain; and a doctrine record keeps every admitted object in force as a rule. A self-tuning Takagi-Sugeno rule base forms the closed layer; in the open layer a pretrained language model proposes candidates, but any proposer returning the same structured objects can be used.</w:t>
       </w:r>
     </w:p>
     <w:p>
@@ -99,7 +99,7 @@
         <w:rPr>
           <w:lang w:val="en-US"/>
         </w:rPr>
-        <w:t xml:space="preserve">On 150 paired synthetic incidents, GODA lowers burned area by 61% and affected population by 80% against the closed layer, and raises extinguished incidents from 52% to 91%; on a domain three times larger the area reduction is 57%. Three controls locate the gain: a forecast-guided search over the closed vocabulary recovers two thirds of it, a random proposer over the composed grammar three quarters, and a hand-written doctrine over the same effects gains little, so the gain rests on the gated search over the effect grammar more than on the proposer. The same search with every admitted object withdrawn after one cycle loses the gain entirely, so the objects must stay in force through the incident. The admitted interventions, recorded as rules, keep most of the gain on held-out worlds. The gain holds under single and combined model errors, a fire state partly unseen by the planner and alternative cost functions, and every comparison row of the robustness and doctrine tables carries a paired test with a Holm adjustment. The hazard model is assessed separately by hindcast of four recorded fires.</w:t>
+        <w:t xml:space="preserve">On 150 paired synthetic incidents, GODA lowers burned area by 61% against the closed layer and raises extinguished incidents from 52% to 91%; under three model errors combined the reduction is 30%, and it holds on a domain three times larger. Equal-budget controls locate the gain. The strongest optimizer over the closed vocabulary, an evolutionary search over the six intervention families, recovers 70% of it, and GODA lowers burned area by a further 32 ± 16% against that reference (p &lt; 0.0001 after a Holm adjustment over 57 comparisons); a random proposer over the composed grammar recovers three quarters; a hand-written doctrine over the same effects, as written or tuned on forecasts, gains little; and withdrawing every admitted object after one cycle removes the gain entirely. The gain therefore rests on the gated search over the effect grammar and on admitted objects that stay in force through the incident, not on the proposer. Recorded as rules, the admitted interventions keep most of the gain on held-out worlds and scenario families. The hazard model is assessed separately by hindcast of four recorded fires; the effect operators are modelling assumptions bounded by sensitivity tests, including a sweep of the coating effectiveness, and are not calibrated on operations.</w:t>
       </w:r>
     </w:p>
     <w:p>

--- a/02_Article/ieee_systems/DisasterAware_CoverLetter.docx
+++ b/02_Article/ieee_systems/DisasterAware_CoverLetter.docx
@@ -114,7 +114,7 @@
         <w:rPr>
           <w:lang w:val="en-US"/>
         </w:rPr>
-        <w:t xml:space="preserve">The work fits the scope of the IEEE Systems Journal as a decision architecture that couples a hazard model, regional decision agents, a shared resource pool and an operator, evaluated in simulation as one system; distributed operation is outside the scope of this study.</w:t>
+        <w:t xml:space="preserve">The work fits the scope of the IEEE Systems Journal as a decision architecture that couples a hazard model, regional decision agents, a shared resource pool and an operator interface, evaluated in simulation as one system; distributed operation is outside the scope of this study.</w:t>
       </w:r>
     </w:p>
     <w:p>
